--- a/syllabus.docx
+++ b/syllabus.docx
@@ -1,6 +1,6 @@
 
 <file path=word/document.xml><?xml version="1.0" encoding="utf-8"?>
-<w:document xmlns:wpc="http://schemas.microsoft.com/office/word/2010/wordprocessingCanvas" xmlns:cx="http://schemas.microsoft.com/office/drawing/2014/chartex" xmlns:cx1="http://schemas.microsoft.com/office/drawing/2015/9/8/chartex" xmlns:cx2="http://schemas.microsoft.com/office/drawing/2015/10/21/chartex" xmlns:cx3="http://schemas.microsoft.com/office/drawing/2016/5/9/chartex" xmlns:cx4="http://schemas.microsoft.com/office/drawing/2016/5/10/chartex" xmlns:cx5="http://schemas.microsoft.com/office/drawing/2016/5/11/chartex" xmlns:cx6="http://schemas.microsoft.com/office/drawing/2016/5/12/chartex" xmlns:cx7="http://schemas.microsoft.com/office/drawing/2016/5/13/chartex" xmlns:cx8="http://schemas.microsoft.com/office/drawing/2016/5/14/chartex" xmlns:mc="http://schemas.openxmlformats.org/markup-compatibility/2006" xmlns:m="http://schemas.openxmlformats.org/officeDocument/2006/math" xmlns:aink="http://schemas.microsoft.com/office/drawing/2016/ink" xmlns:am3d="http://schemas.microsoft.com/office/drawing/2017/model3d" xmlns:oel="http://schemas.microsoft.com/office/2019/extlst" xmlns:r="http://schemas.openxmlformats.org/officeDocument/2006/relationships" xmlns:wp14="http://schemas.microsoft.com/office/word/2010/wordprocessingDrawing" xmlns:wp="http://schemas.openxmlformats.org/drawingml/2006/wordprocessingDrawing" xmlns:wpg="http://schemas.microsoft.com/office/word/2010/wordprocessingGroup" xmlns:wpi="http://schemas.microsoft.com/office/word/2010/wordprocessingInk" xmlns:wps="http://schemas.microsoft.com/office/word/2010/wordprocessingShape" xmlns:o="urn:schemas-microsoft-com:office:office" xmlns:v="urn:schemas-microsoft-com:vml" xmlns:w10="urn:schemas-microsoft-com:office:word" xmlns:w="http://schemas.openxmlformats.org/wordprocessingml/2006/main" xmlns:w14="http://schemas.microsoft.com/office/word/2010/wordml" xmlns:w15="http://schemas.microsoft.com/office/word/2012/wordml" xmlns:w16cex="http://schemas.microsoft.com/office/word/2018/wordml/cex" xmlns:w16cid="http://schemas.microsoft.com/office/word/2016/wordml/cid" xmlns:w16="http://schemas.microsoft.com/office/word/2018/wordml" xmlns:w16sdtdh="http://schemas.microsoft.com/office/word/2020/wordml/sdtdatahash" xmlns:w16sdtfl="http://schemas.microsoft.com/office/word/2024/wordml/sdtformatlock" xmlns:w16se="http://schemas.microsoft.com/office/word/2015/wordml/symex" xmlns:w16du="http://schemas.microsoft.com/office/word/2023/wordml/word16du" xmlns:wne="http://schemas.microsoft.com/office/word/2006/wordml" mc:Ignorable="w14 w15 w16se w16cid w16 w16cex w16sdtdh w16sdtfl w16du wp14">
+<w:document xmlns:wpc="http://schemas.microsoft.com/office/word/2010/wordprocessingCanvas" xmlns:cx="http://schemas.microsoft.com/office/drawing/2014/chartex" xmlns:cx1="http://schemas.microsoft.com/office/drawing/2015/9/8/chartex" xmlns:cx2="http://schemas.microsoft.com/office/drawing/2015/10/21/chartex" xmlns:cx3="http://schemas.microsoft.com/office/drawing/2016/5/9/chartex" xmlns:cx4="http://schemas.microsoft.com/office/drawing/2016/5/10/chartex" xmlns:cx5="http://schemas.microsoft.com/office/drawing/2016/5/11/chartex" xmlns:cx6="http://schemas.microsoft.com/office/drawing/2016/5/12/chartex" xmlns:cx7="http://schemas.microsoft.com/office/drawing/2016/5/13/chartex" xmlns:cx8="http://schemas.microsoft.com/office/drawing/2016/5/14/chartex" xmlns:mc="http://schemas.openxmlformats.org/markup-compatibility/2006" xmlns:aink="http://schemas.microsoft.com/office/drawing/2016/ink" xmlns:am3d="http://schemas.microsoft.com/office/drawing/2017/model3d" xmlns:o="urn:schemas-microsoft-com:office:office" xmlns:oel="http://schemas.microsoft.com/office/2019/extlst" xmlns:r="http://schemas.openxmlformats.org/officeDocument/2006/relationships" xmlns:m="http://schemas.openxmlformats.org/officeDocument/2006/math" xmlns:v="urn:schemas-microsoft-com:vml" xmlns:wp14="http://schemas.microsoft.com/office/word/2010/wordprocessingDrawing" xmlns:wp="http://schemas.openxmlformats.org/drawingml/2006/wordprocessingDrawing" xmlns:w10="urn:schemas-microsoft-com:office:word" xmlns:w="http://schemas.openxmlformats.org/wordprocessingml/2006/main" xmlns:w14="http://schemas.microsoft.com/office/word/2010/wordml" xmlns:w15="http://schemas.microsoft.com/office/word/2012/wordml" xmlns:w16cex="http://schemas.microsoft.com/office/word/2018/wordml/cex" xmlns:w16cid="http://schemas.microsoft.com/office/word/2016/wordml/cid" xmlns:w16="http://schemas.microsoft.com/office/word/2018/wordml" xmlns:w16du="http://schemas.microsoft.com/office/word/2023/wordml/word16du" xmlns:w16sdtdh="http://schemas.microsoft.com/office/word/2020/wordml/sdtdatahash" xmlns:w16sdtfl="http://schemas.microsoft.com/office/word/2024/wordml/sdtformatlock" xmlns:w16se="http://schemas.microsoft.com/office/word/2015/wordml/symex" xmlns:wpg="http://schemas.microsoft.com/office/word/2010/wordprocessingGroup" xmlns:wpi="http://schemas.microsoft.com/office/word/2010/wordprocessingInk" xmlns:wne="http://schemas.microsoft.com/office/word/2006/wordml" xmlns:wps="http://schemas.microsoft.com/office/word/2010/wordprocessingShape" mc:Ignorable="w14 w15 w16se w16cid w16 w16cex w16sdtdh w16sdtfl w16du wp14">
   <w:body>
     <w:p>
       <w:pPr>
@@ -195,25 +195,15 @@
               <w:spacing w:before="30"/>
               <w:ind w:left="118"/>
             </w:pPr>
-            <w:r>
-              <w:fldChar w:fldCharType="begin"/>
-            </w:r>
-            <w:r>
-              <w:instrText>HYPERLINK "mailto:rmadhok@umn.edu"</w:instrText>
-            </w:r>
-            <w:r>
-              <w:fldChar w:fldCharType="separate"/>
-            </w:r>
-            <w:r>
-              <w:rPr>
-                <w:rStyle w:val="Hyperlink"/>
-                <w:w w:val="105"/>
-              </w:rPr>
-              <w:t>rmadhok@umn.edu</w:t>
-            </w:r>
-            <w:r>
-              <w:fldChar w:fldCharType="end"/>
-            </w:r>
+            <w:hyperlink r:id="rId8" w:history="1">
+              <w:r>
+                <w:rPr>
+                  <w:rStyle w:val="Hyperlink"/>
+                  <w:w w:val="105"/>
+                </w:rPr>
+                <w:t>rmadhok@umn.edu</w:t>
+              </w:r>
+            </w:hyperlink>
           </w:p>
         </w:tc>
       </w:tr>
@@ -440,7 +430,7 @@
       <w:r>
         <w:t xml:space="preserve"> </w:t>
       </w:r>
-      <w:hyperlink r:id="rId8" w:history="1">
+      <w:hyperlink r:id="rId9" w:history="1">
         <w:r>
           <w:rPr>
             <w:rStyle w:val="Hyperlink"/>
@@ -1873,7 +1863,7 @@
         </w:rPr>
         <w:t xml:space="preserve">. See the </w:t>
       </w:r>
-      <w:hyperlink r:id="rId9" w:history="1">
+      <w:hyperlink r:id="rId10" w:history="1">
         <w:r>
           <w:rPr>
             <w:rStyle w:val="Hyperlink"/>
@@ -2011,7 +2001,7 @@
         </w:rPr>
         <w:t xml:space="preserve">All course material, including lecture slides and assignment instructions will be posted on the </w:t>
       </w:r>
-      <w:hyperlink r:id="rId10" w:history="1">
+      <w:hyperlink r:id="rId11" w:history="1">
         <w:r>
           <w:rPr>
             <w:rStyle w:val="Hyperlink"/>
@@ -2085,7 +2075,7 @@
         </w:rPr>
         <w:t xml:space="preserve">at </w:t>
       </w:r>
-      <w:hyperlink r:id="rId11" w:history="1">
+      <w:hyperlink r:id="rId12" w:history="1">
         <w:r>
           <w:rPr>
             <w:rStyle w:val="Hyperlink"/>
@@ -2946,7 +2936,7 @@
         </w:rPr>
         <w:t xml:space="preserve"> </w:t>
       </w:r>
-      <w:hyperlink r:id="rId12" w:history="1">
+      <w:hyperlink r:id="rId13" w:history="1">
         <w:r>
           <w:rPr>
             <w:rStyle w:val="Hyperlink"/>
@@ -3107,13 +3097,21 @@
           <w:w w:val="105"/>
           <w:lang w:val="en-US"/>
         </w:rPr>
-        <w:t>GenAI tools are not substitutes for your intellectual effort or scholarly expression. Active engagement with course materials, critical thinking and judgment, and expression of original ideas should never be outsourced to technology.</w:t>
+        <w:t xml:space="preserve">GenAI tools are not substitutes for your intellectual effort or scholarly expression. Active engagement with course materials, critical thinking and </w:t>
       </w:r>
       <w:r>
         <w:rPr>
           <w:w w:val="105"/>
           <w:lang w:val="en-US"/>
         </w:rPr>
+        <w:lastRenderedPageBreak/>
+        <w:t>judgment, and expression of original ideas should never be outsourced to technology.</w:t>
+      </w:r>
+      <w:r>
+        <w:rPr>
+          <w:w w:val="105"/>
+          <w:lang w:val="en-US"/>
+        </w:rPr>
         <w:t xml:space="preserve"> </w:t>
       </w:r>
       <w:r>
@@ -3128,14 +3126,7 @@
         <w:rPr>
           <w:w w:val="105"/>
         </w:rPr>
-        <w:t xml:space="preserve">Specific </w:t>
-      </w:r>
-      <w:r>
-        <w:rPr>
-          <w:w w:val="105"/>
-        </w:rPr>
-        <w:lastRenderedPageBreak/>
-        <w:t xml:space="preserve">examples of prohibited uses include research idea generation, </w:t>
+        <w:t xml:space="preserve">Specific examples of prohibited uses include research idea generation, </w:t>
       </w:r>
       <w:r>
         <w:rPr>
@@ -3193,7 +3184,7 @@
         </w:rPr>
         <w:t>Any violation of this is subject to the UMN’s Scholastic Dishonesty policy included in the Board of Regents:</w:t>
       </w:r>
-      <w:hyperlink r:id="rId13" w:history="1">
+      <w:hyperlink r:id="rId14" w:history="1">
         <w:r>
           <w:rPr>
             <w:rStyle w:val="Hyperlink"/>
@@ -3262,7 +3253,7 @@
         </w:rPr>
         <w:t>In addition, the incident will be reported to the </w:t>
       </w:r>
-      <w:hyperlink r:id="rId14" w:history="1">
+      <w:hyperlink r:id="rId15" w:history="1">
         <w:r>
           <w:rPr>
             <w:rStyle w:val="Hyperlink"/>
@@ -3302,7 +3293,7 @@
         </w:rPr>
         <w:t>Additionally, the </w:t>
       </w:r>
-      <w:hyperlink r:id="rId15" w:history="1">
+      <w:hyperlink r:id="rId16" w:history="1">
         <w:r>
           <w:rPr>
             <w:rStyle w:val="Hyperlink"/>
@@ -4311,7 +4302,7 @@
         </w:rPr>
         <w:t xml:space="preserve"> Details and instructions for each assignment are provided on the </w:t>
       </w:r>
-      <w:hyperlink r:id="rId16" w:history="1">
+      <w:hyperlink r:id="rId17" w:history="1">
         <w:r>
           <w:rPr>
             <w:rStyle w:val="Hyperlink"/>
@@ -4649,37 +4640,35 @@
           <w:bCs/>
           <w:w w:val="105"/>
         </w:rPr>
-        <w:t xml:space="preserve">random sampling with replacement. </w:t>
-      </w:r>
-      <w:r>
-        <w:rPr>
-          <w:w w:val="105"/>
-        </w:rPr>
-        <w:t>This means that you may have to present more than once</w:t>
-      </w:r>
-      <w:r>
-        <w:rPr>
-          <w:w w:val="105"/>
-        </w:rPr>
-        <w:t xml:space="preserve">, </w:t>
-      </w:r>
-      <w:r>
-        <w:rPr>
-          <w:w w:val="105"/>
-        </w:rPr>
-        <w:t>or not at all</w:t>
-      </w:r>
-      <w:r>
-        <w:rPr>
-          <w:w w:val="105"/>
-        </w:rPr>
-        <w:t xml:space="preserve">. </w:t>
-      </w:r>
-      <w:r>
-        <w:rPr>
-          <w:w w:val="105"/>
-        </w:rPr>
-        <w:t xml:space="preserve">If you are never chosen to present, your grade will be based on your slide submissions. If you do present, the slides and presentation will be worth 5% each. </w:t>
+        <w:t>random sampling with</w:t>
+      </w:r>
+      <w:r>
+        <w:rPr>
+          <w:b/>
+          <w:bCs/>
+          <w:w w:val="105"/>
+        </w:rPr>
+        <w:t>out</w:t>
+      </w:r>
+      <w:r>
+        <w:rPr>
+          <w:b/>
+          <w:bCs/>
+          <w:w w:val="105"/>
+        </w:rPr>
+        <w:t xml:space="preserve"> replacement. </w:t>
+      </w:r>
+      <w:r>
+        <w:rPr>
+          <w:w w:val="105"/>
+        </w:rPr>
+        <w:t xml:space="preserve">This means that </w:t>
+      </w:r>
+      <w:r>
+        <w:rPr>
+          <w:w w:val="105"/>
+        </w:rPr>
+        <w:t xml:space="preserve">once you present, you are taken out of the pool. You still need to submit summary slides each week, though. </w:t>
       </w:r>
       <w:r>
         <w:rPr>
@@ -7647,7 +7636,7 @@
         <w:pStyle w:val="BodyText"/>
         <w:spacing w:before="182" w:line="280" w:lineRule="auto"/>
         <w:sectPr>
-          <w:footerReference w:type="default" r:id="rId17"/>
+          <w:footerReference w:type="default" r:id="rId18"/>
           <w:type w:val="continuous"/>
           <w:pgSz w:w="12240" w:h="15840"/>
           <w:pgMar w:top="1200" w:right="980" w:bottom="1040" w:left="1320" w:header="720" w:footer="848" w:gutter="0"/>
@@ -8497,34 +8486,23 @@
           <w:color w:val="000000" w:themeColor="text1"/>
           <w:shd w:val="clear" w:color="auto" w:fill="FFFFFF"/>
         </w:rPr>
-        <w:t xml:space="preserve"> 16, no. 3 (2024): 420-450. </w:t>
-      </w:r>
-      <w:r>
-        <w:rPr>
-          <w:b/>
-          <w:bCs/>
-          <w:color w:val="000000" w:themeColor="text1"/>
-          <w:shd w:val="clear" w:color="auto" w:fill="FFFFFF"/>
-        </w:rPr>
-        <w:t>(</w:t>
-      </w:r>
-      <w:r>
-        <w:rPr>
-          <w:b/>
-          <w:bCs/>
-          <w:color w:val="000000" w:themeColor="text1"/>
-          <w:shd w:val="clear" w:color="auto" w:fill="FFFFFF"/>
-        </w:rPr>
-        <w:t>skim</w:t>
-      </w:r>
-      <w:r>
-        <w:rPr>
-          <w:b/>
-          <w:bCs/>
-          <w:color w:val="000000" w:themeColor="text1"/>
-          <w:shd w:val="clear" w:color="auto" w:fill="FFFFFF"/>
-        </w:rPr>
-        <w:t>)</w:t>
+        <w:t> 16, no. 3 (2024): 420-450.</w:t>
+      </w:r>
+      <w:r>
+        <w:rPr>
+          <w:color w:val="000000" w:themeColor="text1"/>
+          <w:shd w:val="clear" w:color="auto" w:fill="FFFFFF"/>
+        </w:rPr>
+        <w:t xml:space="preserve"> </w:t>
+      </w:r>
+      <w:r>
+        <w:rPr>
+          <w:b/>
+          <w:bCs/>
+          <w:color w:val="000000" w:themeColor="text1"/>
+          <w:shd w:val="clear" w:color="auto" w:fill="FFFFFF"/>
+        </w:rPr>
+        <w:t>(skim)</w:t>
       </w:r>
     </w:p>
     <w:p>
@@ -13085,7 +13063,7 @@
 </file>
 
 <file path=word/endnotes.xml><?xml version="1.0" encoding="utf-8"?>
-<w:endnotes xmlns:wpc="http://schemas.microsoft.com/office/word/2010/wordprocessingCanvas" xmlns:cx="http://schemas.microsoft.com/office/drawing/2014/chartex" xmlns:cx1="http://schemas.microsoft.com/office/drawing/2015/9/8/chartex" xmlns:cx2="http://schemas.microsoft.com/office/drawing/2015/10/21/chartex" xmlns:cx3="http://schemas.microsoft.com/office/drawing/2016/5/9/chartex" xmlns:cx4="http://schemas.microsoft.com/office/drawing/2016/5/10/chartex" xmlns:cx5="http://schemas.microsoft.com/office/drawing/2016/5/11/chartex" xmlns:cx6="http://schemas.microsoft.com/office/drawing/2016/5/12/chartex" xmlns:cx7="http://schemas.microsoft.com/office/drawing/2016/5/13/chartex" xmlns:cx8="http://schemas.microsoft.com/office/drawing/2016/5/14/chartex" xmlns:mc="http://schemas.openxmlformats.org/markup-compatibility/2006" xmlns:m="http://schemas.openxmlformats.org/officeDocument/2006/math" xmlns:aink="http://schemas.microsoft.com/office/drawing/2016/ink" xmlns:am3d="http://schemas.microsoft.com/office/drawing/2017/model3d" xmlns:oel="http://schemas.microsoft.com/office/2019/extlst" xmlns:r="http://schemas.openxmlformats.org/officeDocument/2006/relationships" xmlns:wp14="http://schemas.microsoft.com/office/word/2010/wordprocessingDrawing" xmlns:wp="http://schemas.openxmlformats.org/drawingml/2006/wordprocessingDrawing" xmlns:wpg="http://schemas.microsoft.com/office/word/2010/wordprocessingGroup" xmlns:wpi="http://schemas.microsoft.com/office/word/2010/wordprocessingInk" xmlns:wps="http://schemas.microsoft.com/office/word/2010/wordprocessingShape" xmlns:o="urn:schemas-microsoft-com:office:office" xmlns:v="urn:schemas-microsoft-com:vml" xmlns:w10="urn:schemas-microsoft-com:office:word" xmlns:w="http://schemas.openxmlformats.org/wordprocessingml/2006/main" xmlns:w14="http://schemas.microsoft.com/office/word/2010/wordml" xmlns:w15="http://schemas.microsoft.com/office/word/2012/wordml" xmlns:w16cex="http://schemas.microsoft.com/office/word/2018/wordml/cex" xmlns:w16cid="http://schemas.microsoft.com/office/word/2016/wordml/cid" xmlns:w16="http://schemas.microsoft.com/office/word/2018/wordml" xmlns:w16sdtdh="http://schemas.microsoft.com/office/word/2020/wordml/sdtdatahash" xmlns:w16sdtfl="http://schemas.microsoft.com/office/word/2024/wordml/sdtformatlock" xmlns:w16se="http://schemas.microsoft.com/office/word/2015/wordml/symex" xmlns:w16du="http://schemas.microsoft.com/office/word/2023/wordml/word16du" xmlns:wne="http://schemas.microsoft.com/office/word/2006/wordml" mc:Ignorable="w14 w15 w16se w16cid w16 w16cex w16sdtdh w16sdtfl w16du wp14">
+<w:endnotes xmlns:wpc="http://schemas.microsoft.com/office/word/2010/wordprocessingCanvas" xmlns:cx="http://schemas.microsoft.com/office/drawing/2014/chartex" xmlns:cx1="http://schemas.microsoft.com/office/drawing/2015/9/8/chartex" xmlns:cx2="http://schemas.microsoft.com/office/drawing/2015/10/21/chartex" xmlns:cx3="http://schemas.microsoft.com/office/drawing/2016/5/9/chartex" xmlns:cx4="http://schemas.microsoft.com/office/drawing/2016/5/10/chartex" xmlns:cx5="http://schemas.microsoft.com/office/drawing/2016/5/11/chartex" xmlns:cx6="http://schemas.microsoft.com/office/drawing/2016/5/12/chartex" xmlns:cx7="http://schemas.microsoft.com/office/drawing/2016/5/13/chartex" xmlns:cx8="http://schemas.microsoft.com/office/drawing/2016/5/14/chartex" xmlns:mc="http://schemas.openxmlformats.org/markup-compatibility/2006" xmlns:aink="http://schemas.microsoft.com/office/drawing/2016/ink" xmlns:am3d="http://schemas.microsoft.com/office/drawing/2017/model3d" xmlns:o="urn:schemas-microsoft-com:office:office" xmlns:oel="http://schemas.microsoft.com/office/2019/extlst" xmlns:r="http://schemas.openxmlformats.org/officeDocument/2006/relationships" xmlns:m="http://schemas.openxmlformats.org/officeDocument/2006/math" xmlns:v="urn:schemas-microsoft-com:vml" xmlns:wp14="http://schemas.microsoft.com/office/word/2010/wordprocessingDrawing" xmlns:wp="http://schemas.openxmlformats.org/drawingml/2006/wordprocessingDrawing" xmlns:w10="urn:schemas-microsoft-com:office:word" xmlns:w="http://schemas.openxmlformats.org/wordprocessingml/2006/main" xmlns:w14="http://schemas.microsoft.com/office/word/2010/wordml" xmlns:w15="http://schemas.microsoft.com/office/word/2012/wordml" xmlns:w16cex="http://schemas.microsoft.com/office/word/2018/wordml/cex" xmlns:w16cid="http://schemas.microsoft.com/office/word/2016/wordml/cid" xmlns:w16="http://schemas.microsoft.com/office/word/2018/wordml" xmlns:w16du="http://schemas.microsoft.com/office/word/2023/wordml/word16du" xmlns:w16sdtdh="http://schemas.microsoft.com/office/word/2020/wordml/sdtdatahash" xmlns:w16sdtfl="http://schemas.microsoft.com/office/word/2024/wordml/sdtformatlock" xmlns:w16se="http://schemas.microsoft.com/office/word/2015/wordml/symex" xmlns:wpg="http://schemas.microsoft.com/office/word/2010/wordprocessingGroup" xmlns:wpi="http://schemas.microsoft.com/office/word/2010/wordprocessingInk" xmlns:wne="http://schemas.microsoft.com/office/word/2006/wordml" xmlns:wps="http://schemas.microsoft.com/office/word/2010/wordprocessingShape" mc:Ignorable="w14 w15 w16se w16cid w16 w16cex w16sdtdh w16sdtfl w16du wp14">
   <w:endnote w:type="separator" w:id="-1">
     <w:p>
       <w:r>
@@ -13104,7 +13082,7 @@
 </file>
 
 <file path=word/footer1.xml><?xml version="1.0" encoding="utf-8"?>
-<w:ftr xmlns:wpc="http://schemas.microsoft.com/office/word/2010/wordprocessingCanvas" xmlns:cx="http://schemas.microsoft.com/office/drawing/2014/chartex" xmlns:cx1="http://schemas.microsoft.com/office/drawing/2015/9/8/chartex" xmlns:cx2="http://schemas.microsoft.com/office/drawing/2015/10/21/chartex" xmlns:cx3="http://schemas.microsoft.com/office/drawing/2016/5/9/chartex" xmlns:cx4="http://schemas.microsoft.com/office/drawing/2016/5/10/chartex" xmlns:cx5="http://schemas.microsoft.com/office/drawing/2016/5/11/chartex" xmlns:cx6="http://schemas.microsoft.com/office/drawing/2016/5/12/chartex" xmlns:cx7="http://schemas.microsoft.com/office/drawing/2016/5/13/chartex" xmlns:cx8="http://schemas.microsoft.com/office/drawing/2016/5/14/chartex" xmlns:mc="http://schemas.openxmlformats.org/markup-compatibility/2006" xmlns:m="http://schemas.openxmlformats.org/officeDocument/2006/math" xmlns:aink="http://schemas.microsoft.com/office/drawing/2016/ink" xmlns:am3d="http://schemas.microsoft.com/office/drawing/2017/model3d" xmlns:oel="http://schemas.microsoft.com/office/2019/extlst" xmlns:r="http://schemas.openxmlformats.org/officeDocument/2006/relationships" xmlns:wp14="http://schemas.microsoft.com/office/word/2010/wordprocessingDrawing" xmlns:wp="http://schemas.openxmlformats.org/drawingml/2006/wordprocessingDrawing" xmlns:wpg="http://schemas.microsoft.com/office/word/2010/wordprocessingGroup" xmlns:wpi="http://schemas.microsoft.com/office/word/2010/wordprocessingInk" xmlns:wps="http://schemas.microsoft.com/office/word/2010/wordprocessingShape" xmlns:o="urn:schemas-microsoft-com:office:office" xmlns:v="urn:schemas-microsoft-com:vml" xmlns:w10="urn:schemas-microsoft-com:office:word" xmlns:w="http://schemas.openxmlformats.org/wordprocessingml/2006/main" xmlns:w14="http://schemas.microsoft.com/office/word/2010/wordml" xmlns:w15="http://schemas.microsoft.com/office/word/2012/wordml" xmlns:w16cex="http://schemas.microsoft.com/office/word/2018/wordml/cex" xmlns:w16cid="http://schemas.microsoft.com/office/word/2016/wordml/cid" xmlns:w16="http://schemas.microsoft.com/office/word/2018/wordml" xmlns:w16sdtdh="http://schemas.microsoft.com/office/word/2020/wordml/sdtdatahash" xmlns:w16sdtfl="http://schemas.microsoft.com/office/word/2024/wordml/sdtformatlock" xmlns:w16se="http://schemas.microsoft.com/office/word/2015/wordml/symex" xmlns:w16du="http://schemas.microsoft.com/office/word/2023/wordml/word16du" xmlns:wne="http://schemas.microsoft.com/office/word/2006/wordml" mc:Ignorable="w14 w15 w16se w16cid w16 w16cex w16sdtdh w16sdtfl w16du wp14">
+<w:ftr xmlns:wpc="http://schemas.microsoft.com/office/word/2010/wordprocessingCanvas" xmlns:cx="http://schemas.microsoft.com/office/drawing/2014/chartex" xmlns:cx1="http://schemas.microsoft.com/office/drawing/2015/9/8/chartex" xmlns:cx2="http://schemas.microsoft.com/office/drawing/2015/10/21/chartex" xmlns:cx3="http://schemas.microsoft.com/office/drawing/2016/5/9/chartex" xmlns:cx4="http://schemas.microsoft.com/office/drawing/2016/5/10/chartex" xmlns:cx5="http://schemas.microsoft.com/office/drawing/2016/5/11/chartex" xmlns:cx6="http://schemas.microsoft.com/office/drawing/2016/5/12/chartex" xmlns:cx7="http://schemas.microsoft.com/office/drawing/2016/5/13/chartex" xmlns:cx8="http://schemas.microsoft.com/office/drawing/2016/5/14/chartex" xmlns:mc="http://schemas.openxmlformats.org/markup-compatibility/2006" xmlns:aink="http://schemas.microsoft.com/office/drawing/2016/ink" xmlns:am3d="http://schemas.microsoft.com/office/drawing/2017/model3d" xmlns:o="urn:schemas-microsoft-com:office:office" xmlns:oel="http://schemas.microsoft.com/office/2019/extlst" xmlns:r="http://schemas.openxmlformats.org/officeDocument/2006/relationships" xmlns:m="http://schemas.openxmlformats.org/officeDocument/2006/math" xmlns:v="urn:schemas-microsoft-com:vml" xmlns:wp14="http://schemas.microsoft.com/office/word/2010/wordprocessingDrawing" xmlns:wp="http://schemas.openxmlformats.org/drawingml/2006/wordprocessingDrawing" xmlns:w10="urn:schemas-microsoft-com:office:word" xmlns:w="http://schemas.openxmlformats.org/wordprocessingml/2006/main" xmlns:w14="http://schemas.microsoft.com/office/word/2010/wordml" xmlns:w15="http://schemas.microsoft.com/office/word/2012/wordml" xmlns:w16cex="http://schemas.microsoft.com/office/word/2018/wordml/cex" xmlns:w16cid="http://schemas.microsoft.com/office/word/2016/wordml/cid" xmlns:w16="http://schemas.microsoft.com/office/word/2018/wordml" xmlns:w16du="http://schemas.microsoft.com/office/word/2023/wordml/word16du" xmlns:w16sdtdh="http://schemas.microsoft.com/office/word/2020/wordml/sdtdatahash" xmlns:w16sdtfl="http://schemas.microsoft.com/office/word/2024/wordml/sdtformatlock" xmlns:w16se="http://schemas.microsoft.com/office/word/2015/wordml/symex" xmlns:wpg="http://schemas.microsoft.com/office/word/2010/wordprocessingGroup" xmlns:wpi="http://schemas.microsoft.com/office/word/2010/wordprocessingInk" xmlns:wne="http://schemas.microsoft.com/office/word/2006/wordml" xmlns:wps="http://schemas.microsoft.com/office/word/2010/wordprocessingShape" mc:Ignorable="w14 w15 w16se w16cid w16 w16cex w16sdtdh w16sdtfl w16du wp14">
   <w:p>
     <w:pPr>
       <w:pStyle w:val="BodyText"/>
@@ -13205,7 +13183,7 @@
               <v:stroke joinstyle="miter"/>
               <v:path gradientshapeok="t" o:connecttype="rect"/>
             </v:shapetype>
-            <v:shape id="Text Box 1" o:spid="_x0000_s1026" type="#_x0000_t202" style="position:absolute;margin-left:297.6pt;margin-top:738.6pt;width:16.85pt;height:15.8pt;z-index:-251653632;visibility:visible;mso-wrap-style:square;mso-width-percent:0;mso-height-percent:0;mso-wrap-distance-left:9pt;mso-wrap-distance-top:0;mso-wrap-distance-right:9pt;mso-wrap-distance-bottom:0;mso-position-horizontal:absolute;mso-position-horizontal-relative:page;mso-position-vertical:absolute;mso-position-vertical-relative:page;mso-width-percent:0;mso-height-percent:0;mso-width-relative:page;mso-height-relative:page;v-text-anchor:top" o:gfxdata="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" filled="f" stroked="f">
+            <v:shape id="Text Box 1" o:spid="_x0000_s1026" type="#_x0000_t202" style="position:absolute;margin-left:297.6pt;margin-top:738.6pt;width:16.85pt;height:15.8pt;z-index:-251653632;visibility:visible;mso-wrap-style:square;mso-width-percent:0;mso-height-percent:0;mso-wrap-distance-left:9pt;mso-wrap-distance-top:0;mso-wrap-distance-right:9pt;mso-wrap-distance-bottom:0;mso-position-horizontal:absolute;mso-position-horizontal-relative:page;mso-position-vertical:absolute;mso-position-vertical-relative:page;mso-width-percent:0;mso-height-percent:0;mso-width-relative:page;mso-height-relative:page;v-text-anchor:top" o:gfxdata="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" filled="f" stroked="f">
               <v:textbox inset="0,0,0,0">
                 <w:txbxContent>
                   <w:p>
@@ -13228,7 +13206,7 @@
 </file>
 
 <file path=word/footnotes.xml><?xml version="1.0" encoding="utf-8"?>
-<w:footnotes xmlns:wpc="http://schemas.microsoft.com/office/word/2010/wordprocessingCanvas" xmlns:cx="http://schemas.microsoft.com/office/drawing/2014/chartex" xmlns:cx1="http://schemas.microsoft.com/office/drawing/2015/9/8/chartex" xmlns:cx2="http://schemas.microsoft.com/office/drawing/2015/10/21/chartex" xmlns:cx3="http://schemas.microsoft.com/office/drawing/2016/5/9/chartex" xmlns:cx4="http://schemas.microsoft.com/office/drawing/2016/5/10/chartex" xmlns:cx5="http://schemas.microsoft.com/office/drawing/2016/5/11/chartex" xmlns:cx6="http://schemas.microsoft.com/office/drawing/2016/5/12/chartex" xmlns:cx7="http://schemas.microsoft.com/office/drawing/2016/5/13/chartex" xmlns:cx8="http://schemas.microsoft.com/office/drawing/2016/5/14/chartex" xmlns:mc="http://schemas.openxmlformats.org/markup-compatibility/2006" xmlns:m="http://schemas.openxmlformats.org/officeDocument/2006/math" xmlns:aink="http://schemas.microsoft.com/office/drawing/2016/ink" xmlns:am3d="http://schemas.microsoft.com/office/drawing/2017/model3d" xmlns:oel="http://schemas.microsoft.com/office/2019/extlst" xmlns:r="http://schemas.openxmlformats.org/officeDocument/2006/relationships" xmlns:wp14="http://schemas.microsoft.com/office/word/2010/wordprocessingDrawing" xmlns:wp="http://schemas.openxmlformats.org/drawingml/2006/wordprocessingDrawing" xmlns:wpg="http://schemas.microsoft.com/office/word/2010/wordprocessingGroup" xmlns:wpi="http://schemas.microsoft.com/office/word/2010/wordprocessingInk" xmlns:wps="http://schemas.microsoft.com/office/word/2010/wordprocessingShape" xmlns:o="urn:schemas-microsoft-com:office:office" xmlns:v="urn:schemas-microsoft-com:vml" xmlns:w10="urn:schemas-microsoft-com:office:word" xmlns:w="http://schemas.openxmlformats.org/wordprocessingml/2006/main" xmlns:w14="http://schemas.microsoft.com/office/word/2010/wordml" xmlns:w15="http://schemas.microsoft.com/office/word/2012/wordml" xmlns:w16cex="http://schemas.microsoft.com/office/word/2018/wordml/cex" xmlns:w16cid="http://schemas.microsoft.com/office/word/2016/wordml/cid" xmlns:w16="http://schemas.microsoft.com/office/word/2018/wordml" xmlns:w16sdtdh="http://schemas.microsoft.com/office/word/2020/wordml/sdtdatahash" xmlns:w16sdtfl="http://schemas.microsoft.com/office/word/2024/wordml/sdtformatlock" xmlns:w16se="http://schemas.microsoft.com/office/word/2015/wordml/symex" xmlns:w16du="http://schemas.microsoft.com/office/word/2023/wordml/word16du" xmlns:wne="http://schemas.microsoft.com/office/word/2006/wordml" mc:Ignorable="w14 w15 w16se w16cid w16 w16cex w16sdtdh w16sdtfl w16du wp14">
+<w:footnotes xmlns:wpc="http://schemas.microsoft.com/office/word/2010/wordprocessingCanvas" xmlns:cx="http://schemas.microsoft.com/office/drawing/2014/chartex" xmlns:cx1="http://schemas.microsoft.com/office/drawing/2015/9/8/chartex" xmlns:cx2="http://schemas.microsoft.com/office/drawing/2015/10/21/chartex" xmlns:cx3="http://schemas.microsoft.com/office/drawing/2016/5/9/chartex" xmlns:cx4="http://schemas.microsoft.com/office/drawing/2016/5/10/chartex" xmlns:cx5="http://schemas.microsoft.com/office/drawing/2016/5/11/chartex" xmlns:cx6="http://schemas.microsoft.com/office/drawing/2016/5/12/chartex" xmlns:cx7="http://schemas.microsoft.com/office/drawing/2016/5/13/chartex" xmlns:cx8="http://schemas.microsoft.com/office/drawing/2016/5/14/chartex" xmlns:mc="http://schemas.openxmlformats.org/markup-compatibility/2006" xmlns:aink="http://schemas.microsoft.com/office/drawing/2016/ink" xmlns:am3d="http://schemas.microsoft.com/office/drawing/2017/model3d" xmlns:o="urn:schemas-microsoft-com:office:office" xmlns:oel="http://schemas.microsoft.com/office/2019/extlst" xmlns:r="http://schemas.openxmlformats.org/officeDocument/2006/relationships" xmlns:m="http://schemas.openxmlformats.org/officeDocument/2006/math" xmlns:v="urn:schemas-microsoft-com:vml" xmlns:wp14="http://schemas.microsoft.com/office/word/2010/wordprocessingDrawing" xmlns:wp="http://schemas.openxmlformats.org/drawingml/2006/wordprocessingDrawing" xmlns:w10="urn:schemas-microsoft-com:office:word" xmlns:w="http://schemas.openxmlformats.org/wordprocessingml/2006/main" xmlns:w14="http://schemas.microsoft.com/office/word/2010/wordml" xmlns:w15="http://schemas.microsoft.com/office/word/2012/wordml" xmlns:w16cex="http://schemas.microsoft.com/office/word/2018/wordml/cex" xmlns:w16cid="http://schemas.microsoft.com/office/word/2016/wordml/cid" xmlns:w16="http://schemas.microsoft.com/office/word/2018/wordml" xmlns:w16du="http://schemas.microsoft.com/office/word/2023/wordml/word16du" xmlns:w16sdtdh="http://schemas.microsoft.com/office/word/2020/wordml/sdtdatahash" xmlns:w16sdtfl="http://schemas.microsoft.com/office/word/2024/wordml/sdtformatlock" xmlns:w16se="http://schemas.microsoft.com/office/word/2015/wordml/symex" xmlns:wpg="http://schemas.microsoft.com/office/word/2010/wordprocessingGroup" xmlns:wpi="http://schemas.microsoft.com/office/word/2010/wordprocessingInk" xmlns:wne="http://schemas.microsoft.com/office/word/2006/wordml" xmlns:wps="http://schemas.microsoft.com/office/word/2010/wordprocessingShape" mc:Ignorable="w14 w15 w16se w16cid w16 w16cex w16sdtdh w16sdtfl w16du wp14">
   <w:footnote w:type="separator" w:id="-1">
     <w:p>
       <w:r>
@@ -13247,7 +13225,7 @@
 </file>
 
 <file path=word/numbering.xml><?xml version="1.0" encoding="utf-8"?>
-<w:numbering xmlns:wpc="http://schemas.microsoft.com/office/word/2010/wordprocessingCanvas" xmlns:cx="http://schemas.microsoft.com/office/drawing/2014/chartex" xmlns:cx1="http://schemas.microsoft.com/office/drawing/2015/9/8/chartex" xmlns:cx2="http://schemas.microsoft.com/office/drawing/2015/10/21/chartex" xmlns:cx3="http://schemas.microsoft.com/office/drawing/2016/5/9/chartex" xmlns:cx4="http://schemas.microsoft.com/office/drawing/2016/5/10/chartex" xmlns:cx5="http://schemas.microsoft.com/office/drawing/2016/5/11/chartex" xmlns:cx6="http://schemas.microsoft.com/office/drawing/2016/5/12/chartex" xmlns:cx7="http://schemas.microsoft.com/office/drawing/2016/5/13/chartex" xmlns:cx8="http://schemas.microsoft.com/office/drawing/2016/5/14/chartex" xmlns:mc="http://schemas.openxmlformats.org/markup-compatibility/2006" xmlns:m="http://schemas.openxmlformats.org/officeDocument/2006/math" xmlns:aink="http://schemas.microsoft.com/office/drawing/2016/ink" xmlns:am3d="http://schemas.microsoft.com/office/drawing/2017/model3d" xmlns:oel="http://schemas.microsoft.com/office/2019/extlst" xmlns:r="http://schemas.openxmlformats.org/officeDocument/2006/relationships" xmlns:wp14="http://schemas.microsoft.com/office/word/2010/wordprocessingDrawing" xmlns:wp="http://schemas.openxmlformats.org/drawingml/2006/wordprocessingDrawing" xmlns:wpg="http://schemas.microsoft.com/office/word/2010/wordprocessingGroup" xmlns:wpi="http://schemas.microsoft.com/office/word/2010/wordprocessingInk" xmlns:wps="http://schemas.microsoft.com/office/word/2010/wordprocessingShape" xmlns:o="urn:schemas-microsoft-com:office:office" xmlns:v="urn:schemas-microsoft-com:vml" xmlns:w10="urn:schemas-microsoft-com:office:word" xmlns:w="http://schemas.openxmlformats.org/wordprocessingml/2006/main" xmlns:w14="http://schemas.microsoft.com/office/word/2010/wordml" xmlns:w15="http://schemas.microsoft.com/office/word/2012/wordml" xmlns:w16cex="http://schemas.microsoft.com/office/word/2018/wordml/cex" xmlns:w16cid="http://schemas.microsoft.com/office/word/2016/wordml/cid" xmlns:w16="http://schemas.microsoft.com/office/word/2018/wordml" xmlns:w16sdtdh="http://schemas.microsoft.com/office/word/2020/wordml/sdtdatahash" xmlns:w16sdtfl="http://schemas.microsoft.com/office/word/2024/wordml/sdtformatlock" xmlns:w16se="http://schemas.microsoft.com/office/word/2015/wordml/symex" xmlns:w16du="http://schemas.microsoft.com/office/word/2023/wordml/word16du" xmlns:wne="http://schemas.microsoft.com/office/word/2006/wordml" mc:Ignorable="w14 w15 w16se w16cid w16 w16cex w16sdtdh w16sdtfl w16du wp14">
+<w:numbering xmlns:wpc="http://schemas.microsoft.com/office/word/2010/wordprocessingCanvas" xmlns:cx="http://schemas.microsoft.com/office/drawing/2014/chartex" xmlns:cx1="http://schemas.microsoft.com/office/drawing/2015/9/8/chartex" xmlns:cx2="http://schemas.microsoft.com/office/drawing/2015/10/21/chartex" xmlns:cx3="http://schemas.microsoft.com/office/drawing/2016/5/9/chartex" xmlns:cx4="http://schemas.microsoft.com/office/drawing/2016/5/10/chartex" xmlns:cx5="http://schemas.microsoft.com/office/drawing/2016/5/11/chartex" xmlns:cx6="http://schemas.microsoft.com/office/drawing/2016/5/12/chartex" xmlns:cx7="http://schemas.microsoft.com/office/drawing/2016/5/13/chartex" xmlns:cx8="http://schemas.microsoft.com/office/drawing/2016/5/14/chartex" xmlns:mc="http://schemas.openxmlformats.org/markup-compatibility/2006" xmlns:aink="http://schemas.microsoft.com/office/drawing/2016/ink" xmlns:am3d="http://schemas.microsoft.com/office/drawing/2017/model3d" xmlns:o="urn:schemas-microsoft-com:office:office" xmlns:oel="http://schemas.microsoft.com/office/2019/extlst" xmlns:r="http://schemas.openxmlformats.org/officeDocument/2006/relationships" xmlns:m="http://schemas.openxmlformats.org/officeDocument/2006/math" xmlns:v="urn:schemas-microsoft-com:vml" xmlns:wp14="http://schemas.microsoft.com/office/word/2010/wordprocessingDrawing" xmlns:wp="http://schemas.openxmlformats.org/drawingml/2006/wordprocessingDrawing" xmlns:w10="urn:schemas-microsoft-com:office:word" xmlns:w="http://schemas.openxmlformats.org/wordprocessingml/2006/main" xmlns:w14="http://schemas.microsoft.com/office/word/2010/wordml" xmlns:w15="http://schemas.microsoft.com/office/word/2012/wordml" xmlns:w16cex="http://schemas.microsoft.com/office/word/2018/wordml/cex" xmlns:w16cid="http://schemas.microsoft.com/office/word/2016/wordml/cid" xmlns:w16="http://schemas.microsoft.com/office/word/2018/wordml" xmlns:w16du="http://schemas.microsoft.com/office/word/2023/wordml/word16du" xmlns:w16sdtdh="http://schemas.microsoft.com/office/word/2020/wordml/sdtdatahash" xmlns:w16sdtfl="http://schemas.microsoft.com/office/word/2024/wordml/sdtformatlock" xmlns:w16se="http://schemas.microsoft.com/office/word/2015/wordml/symex" xmlns:wpg="http://schemas.microsoft.com/office/word/2010/wordprocessingGroup" xmlns:wpi="http://schemas.microsoft.com/office/word/2010/wordprocessingInk" xmlns:wne="http://schemas.microsoft.com/office/word/2006/wordml" xmlns:wps="http://schemas.microsoft.com/office/word/2010/wordprocessingShape" mc:Ignorable="w14 w15 w16se w16cid w16 w16cex w16sdtdh w16sdtfl w16du wp14">
   <w:abstractNum w:abstractNumId="0" w15:restartNumberingAfterBreak="0">
     <w:nsid w:val="02D00230"/>
     <w:multiLevelType w:val="hybridMultilevel"/>
@@ -14241,7 +14219,7 @@
 </file>
 
 <file path=word/styles.xml><?xml version="1.0" encoding="utf-8"?>
-<w:styles xmlns:mc="http://schemas.openxmlformats.org/markup-compatibility/2006" xmlns:r="http://schemas.openxmlformats.org/officeDocument/2006/relationships" xmlns:w="http://schemas.openxmlformats.org/wordprocessingml/2006/main" xmlns:w14="http://schemas.microsoft.com/office/word/2010/wordml" xmlns:w15="http://schemas.microsoft.com/office/word/2012/wordml" xmlns:w16cex="http://schemas.microsoft.com/office/word/2018/wordml/cex" xmlns:w16cid="http://schemas.microsoft.com/office/word/2016/wordml/cid" xmlns:w16="http://schemas.microsoft.com/office/word/2018/wordml" xmlns:w16sdtdh="http://schemas.microsoft.com/office/word/2020/wordml/sdtdatahash" xmlns:w16sdtfl="http://schemas.microsoft.com/office/word/2024/wordml/sdtformatlock" xmlns:w16se="http://schemas.microsoft.com/office/word/2015/wordml/symex" xmlns:w16du="http://schemas.microsoft.com/office/word/2023/wordml/word16du" mc:Ignorable="w14 w15 w16se w16cid w16 w16cex w16sdtdh w16sdtfl w16du">
+<w:styles xmlns:mc="http://schemas.openxmlformats.org/markup-compatibility/2006" xmlns:r="http://schemas.openxmlformats.org/officeDocument/2006/relationships" xmlns:w="http://schemas.openxmlformats.org/wordprocessingml/2006/main" xmlns:w14="http://schemas.microsoft.com/office/word/2010/wordml" xmlns:w15="http://schemas.microsoft.com/office/word/2012/wordml" xmlns:w16cex="http://schemas.microsoft.com/office/word/2018/wordml/cex" xmlns:w16cid="http://schemas.microsoft.com/office/word/2016/wordml/cid" xmlns:w16="http://schemas.microsoft.com/office/word/2018/wordml" xmlns:w16du="http://schemas.microsoft.com/office/word/2023/wordml/word16du" xmlns:w16sdtdh="http://schemas.microsoft.com/office/word/2020/wordml/sdtdatahash" xmlns:w16sdtfl="http://schemas.microsoft.com/office/word/2024/wordml/sdtformatlock" xmlns:w16se="http://schemas.microsoft.com/office/word/2015/wordml/symex" mc:Ignorable="w14 w15 w16se w16cid w16 w16cex w16sdtdh w16sdtfl w16du">
   <w:docDefaults>
     <w:rPrDefault>
       <w:rPr>

--- a/syllabus.docx
+++ b/syllabus.docx
@@ -11072,15 +11072,6 @@
           <w:shd w:val="clear" w:color="auto" w:fill="FFFFFF"/>
         </w:rPr>
         <w:t xml:space="preserve"> </w:t>
-      </w:r>
-      <w:r>
-        <w:rPr>
-          <w:b/>
-          <w:bCs/>
-          <w:color w:val="222222"/>
-          <w:shd w:val="clear" w:color="auto" w:fill="FFFFFF"/>
-        </w:rPr>
-        <w:t>(skim)</w:t>
       </w:r>
     </w:p>
     <w:p>

--- a/syllabus.docx
+++ b/syllabus.docx
@@ -12554,14 +12554,7 @@
           <w:color w:val="222222"/>
           <w:shd w:val="clear" w:color="auto" w:fill="FFFFFF"/>
         </w:rPr>
-        <w:t xml:space="preserve">Mueller, V., Gray, C., &amp; Kosec, K. (2014). </w:t>
-      </w:r>
-      <w:r>
-        <w:rPr>
-          <w:color w:val="222222"/>
-          <w:shd w:val="clear" w:color="auto" w:fill="FFFFFF"/>
-        </w:rPr>
-        <w:t>Heat stress increases long-term human migration in rural Pakistan. </w:t>
+        <w:t>Brewer, J., Larsen, A., &amp; Noack, F. (2024). The land use consequences of rural to urban migration. </w:t>
       </w:r>
       <w:r>
         <w:rPr>
@@ -12570,7 +12563,7 @@
           <w:color w:val="222222"/>
           <w:shd w:val="clear" w:color="auto" w:fill="FFFFFF"/>
         </w:rPr>
-        <w:t>Nature climate change</w:t>
+        <w:t>American Journal of Agricultural Economics</w:t>
       </w:r>
       <w:r>
         <w:rPr>
@@ -12586,14 +12579,30 @@
           <w:color w:val="222222"/>
           <w:shd w:val="clear" w:color="auto" w:fill="FFFFFF"/>
         </w:rPr>
-        <w:t>4</w:t>
-      </w:r>
-      <w:r>
-        <w:rPr>
-          <w:color w:val="222222"/>
-          <w:shd w:val="clear" w:color="auto" w:fill="FFFFFF"/>
-        </w:rPr>
-        <w:t>(3), 182-185.</w:t>
+        <w:t>106</w:t>
+      </w:r>
+      <w:r>
+        <w:rPr>
+          <w:color w:val="222222"/>
+          <w:shd w:val="clear" w:color="auto" w:fill="FFFFFF"/>
+        </w:rPr>
+        <w:t>(1), 177-205.</w:t>
+      </w:r>
+      <w:r>
+        <w:rPr>
+          <w:color w:val="222222"/>
+          <w:shd w:val="clear" w:color="auto" w:fill="FFFFFF"/>
+        </w:rPr>
+        <w:t xml:space="preserve"> </w:t>
+      </w:r>
+      <w:r>
+        <w:rPr>
+          <w:b/>
+          <w:bCs/>
+          <w:color w:val="EE0000"/>
+          <w:shd w:val="clear" w:color="auto" w:fill="FFFFFF"/>
+        </w:rPr>
+        <w:t>(for presentation)</w:t>
       </w:r>
     </w:p>
     <w:p>
@@ -12611,7 +12620,14 @@
           <w:color w:val="222222"/>
           <w:shd w:val="clear" w:color="auto" w:fill="FFFFFF"/>
         </w:rPr>
-        <w:t>Hsiao, Allan (2024). "Sea level rise and urban inequality." In </w:t>
+        <w:t xml:space="preserve">Mueller, V., Gray, C., &amp; Kosec, K. (2014). </w:t>
+      </w:r>
+      <w:r>
+        <w:rPr>
+          <w:color w:val="222222"/>
+          <w:shd w:val="clear" w:color="auto" w:fill="FFFFFF"/>
+        </w:rPr>
+        <w:t>Heat stress increases long-term human migration in rural Pakistan. </w:t>
       </w:r>
       <w:r>
         <w:rPr>
@@ -12620,14 +12636,30 @@
           <w:color w:val="222222"/>
           <w:shd w:val="clear" w:color="auto" w:fill="FFFFFF"/>
         </w:rPr>
-        <w:t>AEA Papers and Proceedings</w:t>
-      </w:r>
-      <w:r>
-        <w:rPr>
-          <w:color w:val="222222"/>
-          <w:shd w:val="clear" w:color="auto" w:fill="FFFFFF"/>
-        </w:rPr>
-        <w:t>, vol. 114, pp. 47-51. 2014 Broadway, Suite 305, Nashville, TN 37203: American Economic Association.</w:t>
+        <w:t>Nature climate change</w:t>
+      </w:r>
+      <w:r>
+        <w:rPr>
+          <w:color w:val="222222"/>
+          <w:shd w:val="clear" w:color="auto" w:fill="FFFFFF"/>
+        </w:rPr>
+        <w:t>, </w:t>
+      </w:r>
+      <w:r>
+        <w:rPr>
+          <w:i/>
+          <w:iCs/>
+          <w:color w:val="222222"/>
+          <w:shd w:val="clear" w:color="auto" w:fill="FFFFFF"/>
+        </w:rPr>
+        <w:t>4</w:t>
+      </w:r>
+      <w:r>
+        <w:rPr>
+          <w:color w:val="222222"/>
+          <w:shd w:val="clear" w:color="auto" w:fill="FFFFFF"/>
+        </w:rPr>
+        <w:t>(3), 182-185.</w:t>
       </w:r>
     </w:p>
     <w:p>
@@ -12645,7 +12677,7 @@
           <w:color w:val="222222"/>
           <w:shd w:val="clear" w:color="auto" w:fill="FFFFFF"/>
         </w:rPr>
-        <w:t>Brewer, J., Larsen, A., &amp; Noack, F. (2024). The land use consequences of rural to urban migration. </w:t>
+        <w:t>Hsiao, Allan (2024). "Sea level rise and urban inequality." In </w:t>
       </w:r>
       <w:r>
         <w:rPr>
@@ -12654,30 +12686,14 @@
           <w:color w:val="222222"/>
           <w:shd w:val="clear" w:color="auto" w:fill="FFFFFF"/>
         </w:rPr>
-        <w:t>American Journal of Agricultural Economics</w:t>
-      </w:r>
-      <w:r>
-        <w:rPr>
-          <w:color w:val="222222"/>
-          <w:shd w:val="clear" w:color="auto" w:fill="FFFFFF"/>
-        </w:rPr>
-        <w:t>, </w:t>
-      </w:r>
-      <w:r>
-        <w:rPr>
-          <w:i/>
-          <w:iCs/>
-          <w:color w:val="222222"/>
-          <w:shd w:val="clear" w:color="auto" w:fill="FFFFFF"/>
-        </w:rPr>
-        <w:t>106</w:t>
-      </w:r>
-      <w:r>
-        <w:rPr>
-          <w:color w:val="222222"/>
-          <w:shd w:val="clear" w:color="auto" w:fill="FFFFFF"/>
-        </w:rPr>
-        <w:t>(1), 177-205.</w:t>
+        <w:t>AEA Papers and Proceedings</w:t>
+      </w:r>
+      <w:r>
+        <w:rPr>
+          <w:color w:val="222222"/>
+          <w:shd w:val="clear" w:color="auto" w:fill="FFFFFF"/>
+        </w:rPr>
+        <w:t>, vol. 114, pp. 47-51. 2014 Broadway, Suite 305, Nashville, TN 37203: American Economic Association.</w:t>
       </w:r>
     </w:p>
     <w:p>
@@ -13031,7 +13047,7 @@
           <w:color w:val="222222"/>
           <w:shd w:val="clear" w:color="auto" w:fill="FFFFFF"/>
         </w:rPr>
-        <w:t>). “Internal Migration and the Spatial Reorganization of Agriculture”. Working Paper</w:t>
+        <w:t>). “Internal Migration and the Spatial Reorganization of Agriculture”.</w:t>
       </w:r>
     </w:p>
     <w:p>
